--- a/docs/FinAgentPro商业计划书.docx
+++ b/docs/FinAgentPro商业计划书.docx
@@ -327,6 +327,21 @@
       </w:r>
     </w:p>
     <w:p>
+      <w:pPr>
+        <w:spacing w:before="40" w:after="40"/>
+        <w:ind w:left="0"/>
+      </w:pPr>
+      <w:r>
+        <w:rPr>
+          <w:rFonts w:ascii="微软雅黑" w:hAnsi="微软雅黑" w:eastAsia="微软雅黑"/>
+          <w:b/>
+          <w:color w:val="1A3C6E"/>
+          <w:sz w:val="22"/>
+        </w:rPr>
+        <w:t xml:space="preserve">  第十一章  团队介绍</w:t>
+      </w:r>
+    </w:p>
+    <w:p>
       <w:r>
         <w:br w:type="page"/>
       </w:r>
@@ -518,7 +533,7 @@
           <w:b w:val="0"/>
           <w:sz w:val="21"/>
         </w:rPr>
-        <w:t>天使轮融资500万元人民币，用于产品研发、团队扩充和市场验证，预计12个月内实现MVP上线并获取首批付费客户。</w:t>
+        <w:t>天使轮融资500万元人民币，用于产品研发、市场验证和运营储备，预计12个月内实现MVP上线并获取首批付费客户。FinAgent Pro由创始人冯亦根一人独立开发，以OPC一人团队模式高效运转。</w:t>
       </w:r>
     </w:p>
     <w:p>
@@ -4042,7 +4057,7 @@
           <w:b w:val="0"/>
           <w:sz w:val="21"/>
         </w:rPr>
-        <w:t>支持自然语言对话，用户可以像与投研团队交流一样，追问细节、调整分析维度、要求深度解读。系统基于ReAct推理引擎，能够理解复杂的多轮对话上下文。</w:t>
+        <w:t>支持自然语言对话，用户可以像与专业投研团队交流一样，追问细节、调整分析维度、要求深度解读。系统基于ReAct推理引擎，能够理解复杂的多轮对话上下文。</w:t>
       </w:r>
     </w:p>
     <w:p>
@@ -5213,7 +5228,7 @@
                 <w:b/>
                 <w:sz w:val="19"/>
               </w:rPr>
-              <w:t>研发人力</w:t>
+              <w:t>研发投入</w:t>
             </w:r>
           </w:p>
         </w:tc>
@@ -5246,14 +5261,15 @@
               <w:spacing w:before="40" w:after="40"/>
               <w:jc w:val="left"/>
             </w:pPr>
-            <w:r/>
+            <w:r>
+              <w:t>创始人独立开发+AI辅助</w:t>
+            </w:r>
             <w:r>
               <w:rPr>
                 <w:rFonts w:ascii="微软雅黑" w:hAnsi="微软雅黑" w:eastAsia="微软雅黑"/>
                 <w:b w:val="0"/>
                 <w:sz w:val="19"/>
               </w:rPr>
-              <w:t>核心团队+外部专家</w:t>
             </w:r>
           </w:p>
         </w:tc>
@@ -7173,7 +7189,7 @@
           <w:b w:val="0"/>
           <w:sz w:val="21"/>
         </w:rPr>
-        <w:t>本次天使轮融资目标500万元人民币，出让股权10%-15%，投前估值3,300万-5,000万元。资金将主要用于产品研发、团队建设和市场验证。</w:t>
+        <w:t>本次天使轮融资目标500万元人民币，出让股权10%-15%，投前估值3,300万-5,000万元。资金将主要用于产品研发、市场验证和运营储备。FinAgent Pro由创始人冯亦根以OPC一人团队模式独立打造，资金使用效率极高。</w:t>
       </w:r>
     </w:p>
     <w:p>
@@ -7392,7 +7408,7 @@
                 <w:b/>
                 <w:sz w:val="19"/>
               </w:rPr>
-              <w:t>团队建设</w:t>
+              <w:t>研发运营</w:t>
             </w:r>
           </w:p>
         </w:tc>
@@ -7455,7 +7471,7 @@
                 <w:b w:val="0"/>
                 <w:sz w:val="19"/>
               </w:rPr>
-              <w:t>招聘AI工程师、金融专家、产品经理</w:t>
+              <w:t>创始人持续开发、AI工具赋能、按需外包协作</w:t>
             </w:r>
           </w:p>
         </w:tc>
@@ -7763,7 +7779,7 @@
           <w:rFonts w:ascii="微软雅黑" w:hAnsi="微软雅黑" w:eastAsia="微软雅黑"/>
           <w:sz w:val="21"/>
         </w:rPr>
-        <w:t>股权回购：若未实现上市/并购，创始团队按年化8%回购</w:t>
+        <w:t>股权回购：若未实现上市/并购，创始人冯亦根按年化8%回购</w:t>
       </w:r>
     </w:p>
     <w:p>
@@ -8711,7 +8727,7 @@
                 <w:b w:val="0"/>
                 <w:sz w:val="19"/>
               </w:rPr>
-              <w:t>合规团队+政策跟踪+快速响应</w:t>
+              <w:t>合规引擎+政策跟踪+快速响应</w:t>
             </w:r>
           </w:p>
         </w:tc>
@@ -9271,15 +9287,218 @@
     </w:p>
     <w:p>
       <w:pPr>
-        <w:spacing w:line="400" w:lineRule="exact" w:before="60" w:after="60"/>
-        <w:ind w:firstLine="420"/>
+        <w:pStyle w:val="Heading1"/>
       </w:pPr>
       <w:r>
+        <w:t>第十一章  团队介绍</w:t>
+      </w:r>
+    </w:p>
+    <w:p>
+      <w:pPr>
+        <w:pStyle w:val="Heading2"/>
+      </w:pPr>
+      <w:r>
+        <w:t>11.1 OPC一人团队——以一当十</w:t>
+      </w:r>
+    </w:p>
+    <w:p>
+      <w:r>
         <w:rPr>
-          <w:rFonts w:ascii="微软雅黑" w:hAnsi="微软雅黑" w:eastAsia="微软雅黑"/>
-          <w:b w:val="0"/>
-          <w:sz w:val="21"/>
+          <w:b/>
         </w:rPr>
+        <w:t>团队名称：</w:t>
+      </w:r>
+      <w:r>
+        <w:t>智融先锋</w:t>
+      </w:r>
+    </w:p>
+    <w:p>
+      <w:r>
+        <w:rPr>
+          <w:b/>
+        </w:rPr>
+        <w:t>团队格言：</w:t>
+      </w:r>
+      <w:r>
+        <w:t>一个人，一支队，以一当十</w:t>
+      </w:r>
+    </w:p>
+    <w:p>
+      <w:r>
+        <w:t>FinAgent Pro 由创始人冯亦根一人独立设计并开发完成。在这个AI时代，一个人借助大模型和智能体技术，可以完成过去需要一个团队才能完成的工作。智融先锋以OPC（One Person Company）一人团队模式运转，用极致的效率和AI原生思维，打造出全链路金融智能体平台。</w:t>
+      </w:r>
+    </w:p>
+    <w:p>
+      <w:pPr>
+        <w:pStyle w:val="Heading2"/>
+      </w:pPr>
+      <w:r>
+        <w:t>11.2 创始人——冯亦根</w:t>
+      </w:r>
+    </w:p>
+    <w:p>
+      <w:r>
+        <w:rPr>
+          <w:b/>
+        </w:rPr>
+        <w:t>姓名：</w:t>
+      </w:r>
+      <w:r>
+        <w:t>冯亦根</w:t>
+      </w:r>
+    </w:p>
+    <w:p>
+      <w:r>
+        <w:rPr>
+          <w:b/>
+        </w:rPr>
+        <w:t>学历：</w:t>
+      </w:r>
+      <w:r>
+        <w:t>浙江大学 计算机通信工程（本科）</w:t>
+      </w:r>
+    </w:p>
+    <w:p>
+      <w:r>
+        <w:rPr>
+          <w:b/>
+        </w:rPr>
+        <w:t>角色：</w:t>
+      </w:r>
+      <w:r>
+        <w:t>创始人 &amp; 全栈开发者</w:t>
+      </w:r>
+    </w:p>
+    <w:p>
+      <w:r>
+        <w:rPr>
+          <w:b/>
+        </w:rPr>
+        <w:t>核心能力：</w:t>
+      </w:r>
+    </w:p>
+    <w:p>
+      <w:pPr>
+        <w:pStyle w:val="ListBullet"/>
+      </w:pPr>
+      <w:r>
+        <w:t>全栈开发：前端（Vue 3 + TailwindCSS）+ 后端（FastAPI + Python）+ 部署（Docker + Vercel），一人完成从UI到上线的全流程</w:t>
+      </w:r>
+    </w:p>
+    <w:p>
+      <w:pPr>
+        <w:pStyle w:val="ListBullet"/>
+      </w:pPr>
+      <w:r>
+        <w:t>AI工程：精通大模型调用、Prompt Engineering、ReAct推理引擎设计、多智能体协同架构</w:t>
+      </w:r>
+    </w:p>
+    <w:p>
+      <w:pPr>
+        <w:pStyle w:val="ListBullet"/>
+      </w:pPr>
+      <w:r>
+        <w:t>金融科技：深入理解投研流程、风控体系、合规要求，将金融专业知识深度融入产品设计</w:t>
+      </w:r>
+    </w:p>
+    <w:p>
+      <w:pPr>
+        <w:pStyle w:val="ListBullet"/>
+      </w:pPr>
+      <w:r>
+        <w:t>产品思维：从0到1独立完成产品定义、架构设计、功能开发和用户体验优化</w:t>
+      </w:r>
+    </w:p>
+    <w:p>
+      <w:pPr>
+        <w:pStyle w:val="Heading2"/>
+      </w:pPr>
+      <w:r>
+        <w:t>11.3 一人团队如何以一当十</w:t>
+      </w:r>
+    </w:p>
+    <w:p>
+      <w:r>
+        <w:t>传统金融科技团队通常需要10-15人（前端、后端、AI、金融专家、产品经理等），而冯亦根凭借以下三大杠杆，实现了以一当十的效率：</w:t>
+      </w:r>
+    </w:p>
+    <w:p>
+      <w:pPr>
+        <w:pStyle w:val="ListBullet"/>
+      </w:pPr>
+      <w:r>
+        <w:t>AI原生开发：利用大模型辅助编码、调试和文档撰写，开发效率提升5-10倍</w:t>
+      </w:r>
+    </w:p>
+    <w:p>
+      <w:pPr>
+        <w:pStyle w:val="ListBullet"/>
+      </w:pPr>
+      <w:r>
+        <w:t>智能体架构：六大专业智能体本身就是"数字员工"，替代了传统团队中分析师、风控员、报告员等角色</w:t>
+      </w:r>
+    </w:p>
+    <w:p>
+      <w:pPr>
+        <w:pStyle w:val="ListBullet"/>
+      </w:pPr>
+      <w:r>
+        <w:t>极简主义：聚焦核心价值，拒绝过度设计，用最精简的代码实现最强大的功能</w:t>
+      </w:r>
+    </w:p>
+    <w:p>
+      <w:pPr>
+        <w:pStyle w:val="Heading2"/>
+      </w:pPr>
+      <w:r>
+        <w:t>11.4 团队优势与未来</w:t>
+      </w:r>
+    </w:p>
+    <w:p>
+      <w:r>
+        <w:t>OPC一人团队模式并非劣势，而是一种极致的竞争优势：</w:t>
+      </w:r>
+    </w:p>
+    <w:p>
+      <w:pPr>
+        <w:pStyle w:val="ListBullet"/>
+      </w:pPr>
+      <w:r>
+        <w:t>决策效率：无需团队协调，想法到落地零延迟</w:t>
+      </w:r>
+    </w:p>
+    <w:p>
+      <w:pPr>
+        <w:pStyle w:val="ListBullet"/>
+      </w:pPr>
+      <w:r>
+        <w:t>成本优势：人力成本仅为传统团队的1/10，资金使用效率极高</w:t>
+      </w:r>
+    </w:p>
+    <w:p>
+      <w:pPr>
+        <w:pStyle w:val="ListBullet"/>
+      </w:pPr>
+      <w:r>
+        <w:t>技术深度：创始人深入每一个技术细节，不存在沟通损耗</w:t>
+      </w:r>
+    </w:p>
+    <w:p>
+      <w:pPr>
+        <w:pStyle w:val="ListBullet"/>
+      </w:pPr>
+      <w:r>
+        <w:t>灵活应变：市场反馈即时响应，产品迭代速度远超传统团队</w:t>
+      </w:r>
+    </w:p>
+    <w:p>
+      <w:r>
+        <w:t>随着业务发展，团队将按需引入关键岗位人才（如商务拓展、客户成功等），但核心技术将始终由创始人深度把控，确保产品品质和技术壁垒。智融先锋的愿景是证明：在AI时代，一个人也能打造改变行业的伟大产品。</w:t>
+      </w:r>
+    </w:p>
+    <w:p/>
+    <w:p>
+      <w:r>
         <w:t>FinAgent Pro —— 让金融智能触手可及。</w:t>
       </w:r>
     </w:p>
